--- a/docs/3.3-Instruction for running XT-Package-Manager.docx
+++ b/docs/3.3-Instruction for running XT-Package-Manager.docx
@@ -255,7 +255,7 @@
           <w:highlight w:val="white"/>
           <w:rtl w:val="0"/>
         </w:rPr>
-        <w:t xml:space="preserve">A  Updating XT-Package-Config.json file to IPFS</w:t>
+        <w:t xml:space="preserve">A  Adding XT-Package-Config.json file to IPFS</w:t>
       </w:r>
     </w:p>
     <w:p>
@@ -1026,7 +1026,7 @@
           <w:szCs w:val="24"/>
           <w:rtl w:val="0"/>
         </w:rPr>
-        <w:t xml:space="preserve">port at which ipfs gateway is running</w:t>
+        <w:t xml:space="preserve">ip and port at which ipfs gateway is running</w:t>
       </w:r>
     </w:p>
     <w:p>
@@ -1172,7 +1172,7 @@
           <w:shd w:fill="c9daf8" w:val="clear"/>
           <w:rtl w:val="0"/>
         </w:rPr>
-        <w:t xml:space="preserve">This will first download the config file from ipfs and verify the signature for the content in the packages. If it succeeds, it will check the he destination folder for the package and compare the cid of the local file with the ipfs file. If there is a difference, the download will start for particular package. Once the download is complete, it remove the existing container and deploys to a new container and runs the container mounting a volume at /home/node/media.</w:t>
+        <w:t xml:space="preserve">This will first download the config file from ipfs and verify the signature for the content in the packages. If it succeeds, it will check the destination folder for the package and compare the cid of the local file with the ipfs file. If there is a difference, the download will start for particular package. Once the download is complete, it remove the existing container and deploys to a new container and runs the container mounting a volume at /home/node/media.</w:t>
       </w:r>
     </w:p>
     <w:p>

--- a/docs/3.3-Instruction for running XT-Package-Manager.docx
+++ b/docs/3.3-Instruction for running XT-Package-Manager.docx
@@ -594,6 +594,106 @@
     <w:p>
       <w:pPr>
         <w:rPr>
+          <w:color w:val="202124"/>
+          <w:sz w:val="24"/>
+          <w:szCs w:val="24"/>
+          <w:highlight w:val="white"/>
+          <w:u w:val="single"/>
+        </w:rPr>
+      </w:pPr>
+      <w:r>
+        <w:rPr>
+          <w:color w:val="202124"/>
+          <w:sz w:val="24"/>
+          <w:szCs w:val="24"/>
+          <w:highlight w:val="white"/>
+          <w:u w:val="single"/>
+          <w:rtl w:val="0"/>
+        </w:rPr>
+        <w:tab/>
+        <w:t xml:space="preserve"> </w:t>
+        <w:tab/>
+        <w:t xml:space="preserve"> </w:t>
+        <w:tab/>
+        <w:t xml:space="preserve"> </w:t>
+        <w:tab/>
+      </w:r>
+    </w:p>
+    <w:p>
+      <w:pPr>
+        <w:rPr>
+          <w:color w:val="202124"/>
+          <w:sz w:val="24"/>
+          <w:szCs w:val="24"/>
+          <w:highlight w:val="white"/>
+          <w:u w:val="single"/>
+        </w:rPr>
+      </w:pPr>
+      <w:r>
+        <w:rPr>
+          <w:b w:val="1"/>
+          <w:color w:val="202124"/>
+          <w:sz w:val="26"/>
+          <w:szCs w:val="26"/>
+          <w:highlight w:val="white"/>
+          <w:u w:val="single"/>
+          <w:rtl w:val="0"/>
+        </w:rPr>
+        <w:t xml:space="preserve">Note :</w:t>
+      </w:r>
+      <w:r>
+        <w:rPr>
+          <w:color w:val="202124"/>
+          <w:sz w:val="26"/>
+          <w:szCs w:val="26"/>
+          <w:highlight w:val="white"/>
+          <w:u w:val="single"/>
+          <w:rtl w:val="0"/>
+        </w:rPr>
+        <w:t xml:space="preserve">Errors or changes in the </w:t>
+      </w:r>
+      <w:r>
+        <w:rPr>
+          <w:color w:val="202124"/>
+          <w:sz w:val="24"/>
+          <w:szCs w:val="24"/>
+          <w:u w:val="single"/>
+          <w:shd w:fill="c9daf8" w:val="clear"/>
+          <w:rtl w:val="0"/>
+        </w:rPr>
+        <w:t xml:space="preserve">./XT-Package-Config.json i</w:t>
+      </w:r>
+      <w:r>
+        <w:rPr>
+          <w:color w:val="202124"/>
+          <w:sz w:val="24"/>
+          <w:szCs w:val="24"/>
+          <w:highlight w:val="white"/>
+          <w:u w:val="single"/>
+          <w:rtl w:val="0"/>
+        </w:rPr>
+        <w:t xml:space="preserve">n affect Cid code also</w:t>
+      </w:r>
+    </w:p>
+    <w:p>
+      <w:pPr>
+        <w:rPr>
+          <w:color w:val="202124"/>
+          <w:sz w:val="24"/>
+          <w:szCs w:val="24"/>
+          <w:highlight w:val="white"/>
+          <w:u w:val="single"/>
+        </w:rPr>
+      </w:pPr>
+      <w:r>
+        <w:rPr>
+          <w:rtl w:val="0"/>
+        </w:rPr>
+      </w:r>
+    </w:p>
+    <w:p>
+      <w:pPr>
+        <w:rPr>
           <w:b w:val="1"/>
           <w:color w:val="202124"/>
           <w:sz w:val="24"/>
@@ -1173,6 +1273,55 @@
           <w:rtl w:val="0"/>
         </w:rPr>
         <w:t xml:space="preserve">This will first download the config file from ipfs and verify the signature for the content in the packages. If it succeeds, it will check the destination folder for the package and compare the cid of the local file with the ipfs file. If there is a difference, the download will start for particular package. Once the download is complete, it remove the existing container and deploys to a new container and runs the container mounting a volume at /home/node/media.</w:t>
+      </w:r>
+    </w:p>
+    <w:p>
+      <w:pPr>
+        <w:ind w:left="0" w:firstLine="0"/>
+        <w:rPr>
+          <w:sz w:val="24"/>
+          <w:szCs w:val="24"/>
+          <w:shd w:fill="c9daf8" w:val="clear"/>
+        </w:rPr>
+      </w:pPr>
+      <w:r>
+        <w:rPr>
+          <w:rtl w:val="0"/>
+        </w:rPr>
+      </w:r>
+    </w:p>
+    <w:p>
+      <w:pPr>
+        <w:ind w:left="0" w:firstLine="0"/>
+        <w:rPr>
+          <w:sz w:val="24"/>
+          <w:szCs w:val="24"/>
+          <w:highlight w:val="white"/>
+        </w:rPr>
+      </w:pPr>
+      <w:r>
+        <w:rPr>
+          <w:sz w:val="24"/>
+          <w:szCs w:val="24"/>
+          <w:highlight w:val="white"/>
+          <w:rtl w:val="0"/>
+        </w:rPr>
+        <w:t xml:space="preserve">Note: Check sudo docker ps to ensure containers are running </w:t>
+      </w:r>
+    </w:p>
+    <w:p>
+      <w:pPr>
+        <w:ind w:left="0" w:firstLine="0"/>
+        <w:rPr>
+          <w:sz w:val="24"/>
+          <w:szCs w:val="24"/>
+          <w:shd w:fill="c9daf8" w:val="clear"/>
+        </w:rPr>
+      </w:pPr>
+      <w:r>
+        <w:rPr>
+          <w:rtl w:val="0"/>
+        </w:rPr>
       </w:r>
     </w:p>
     <w:p>
